--- a/Documentacion/C12E1 - Requerimientos No Funcionales.docx
+++ b/Documentacion/C12E1 - Requerimientos No Funcionales.docx
@@ -222,10 +222,18 @@
               <w:t>RNF2:</w:t>
             </w:r>
             <w:r>
-              <w:t xml:space="preserve"> El sistema debe garantizar una identificación y autenticación segura de los usuarios mediante mecanismos robustos.</w:t>
-            </w:r>
-            <w:r>
-              <w:t xml:space="preserve"> Indispensable para nuestro sistema el cual cuenta con identificación de usuario.</w:t>
+              <w:t xml:space="preserve"> </w:t>
+            </w:r>
+            <w:r>
+              <w:t xml:space="preserve">El sistema debe garantizar una identificación y autenticación segura delegando la gestión de credenciales a Clerk, servicio externo de autenticación. El sistema valida el token de sesión emitido por Clerk en cada </w:t>
+            </w:r>
+            <w:proofErr w:type="spellStart"/>
+            <w:r>
+              <w:t>request</w:t>
+            </w:r>
+            <w:proofErr w:type="spellEnd"/>
+            <w:r>
+              <w:t>.</w:t>
             </w:r>
           </w:p>
         </w:tc>
@@ -483,6 +491,7 @@
                 <w:b/>
                 <w:bCs/>
               </w:rPr>
+              <w:lastRenderedPageBreak/>
               <w:t>Extensibilidad</w:t>
             </w:r>
           </w:p>
@@ -553,7 +562,6 @@
                 <w:b/>
                 <w:bCs/>
               </w:rPr>
-              <w:lastRenderedPageBreak/>
               <w:t>Seguridad (Confidencialidad)</w:t>
             </w:r>
           </w:p>
@@ -595,7 +603,7 @@
               <w:t xml:space="preserve"> </w:t>
             </w:r>
             <w:r>
-              <w:t>Las contraseñas deben ser debidamente encriptadas para proteger los datos personales de los usuarios.</w:t>
+              <w:t>Las contraseñas son gestionadas y encriptadas por Clerk. El sistema no almacena credenciales — solo persiste el perfil extendido del usuario identificado por el Clerk ID.</w:t>
             </w:r>
           </w:p>
         </w:tc>
@@ -744,7 +752,7 @@
               <w:t xml:space="preserve">RNF9: </w:t>
             </w:r>
             <w:r>
-              <w:t>La integridad de la información relacionada a pagos/reservas debe tener prioridad sobre las demás ya que es la información mas sensible de nuestro sistema.</w:t>
+              <w:t>La integridad de la información relacionada a reservas debe tener prioridad sobre las demás, ya que es la información más sensible del sistema.</w:t>
             </w:r>
           </w:p>
         </w:tc>
@@ -1249,11 +1257,11 @@
     <w:name w:val="Normal"/>
     <w:qFormat/>
   </w:style>
-  <w:style w:type="paragraph" w:styleId="Heading1">
+  <w:style w:type="paragraph" w:styleId="Ttulo1">
     <w:name w:val="heading 1"/>
     <w:basedOn w:val="Normal"/>
     <w:next w:val="Normal"/>
-    <w:link w:val="Heading1Char"/>
+    <w:link w:val="Ttulo1Car"/>
     <w:uiPriority w:val="9"/>
     <w:qFormat/>
     <w:rsid w:val="00054173"/>
@@ -1270,11 +1278,11 @@
       <w:szCs w:val="40"/>
     </w:rPr>
   </w:style>
-  <w:style w:type="paragraph" w:styleId="Heading2">
+  <w:style w:type="paragraph" w:styleId="Ttulo2">
     <w:name w:val="heading 2"/>
     <w:basedOn w:val="Normal"/>
     <w:next w:val="Normal"/>
-    <w:link w:val="Heading2Char"/>
+    <w:link w:val="Ttulo2Car"/>
     <w:uiPriority w:val="9"/>
     <w:semiHidden/>
     <w:unhideWhenUsed/>
@@ -1293,11 +1301,11 @@
       <w:szCs w:val="32"/>
     </w:rPr>
   </w:style>
-  <w:style w:type="paragraph" w:styleId="Heading3">
+  <w:style w:type="paragraph" w:styleId="Ttulo3">
     <w:name w:val="heading 3"/>
     <w:basedOn w:val="Normal"/>
     <w:next w:val="Normal"/>
-    <w:link w:val="Heading3Char"/>
+    <w:link w:val="Ttulo3Car"/>
     <w:uiPriority w:val="9"/>
     <w:semiHidden/>
     <w:unhideWhenUsed/>
@@ -1316,11 +1324,11 @@
       <w:szCs w:val="28"/>
     </w:rPr>
   </w:style>
-  <w:style w:type="paragraph" w:styleId="Heading4">
+  <w:style w:type="paragraph" w:styleId="Ttulo4">
     <w:name w:val="heading 4"/>
     <w:basedOn w:val="Normal"/>
     <w:next w:val="Normal"/>
-    <w:link w:val="Heading4Char"/>
+    <w:link w:val="Ttulo4Car"/>
     <w:uiPriority w:val="9"/>
     <w:semiHidden/>
     <w:unhideWhenUsed/>
@@ -1339,11 +1347,11 @@
       <w:color w:val="0F4761" w:themeColor="accent1" w:themeShade="BF"/>
     </w:rPr>
   </w:style>
-  <w:style w:type="paragraph" w:styleId="Heading5">
+  <w:style w:type="paragraph" w:styleId="Ttulo5">
     <w:name w:val="heading 5"/>
     <w:basedOn w:val="Normal"/>
     <w:next w:val="Normal"/>
-    <w:link w:val="Heading5Char"/>
+    <w:link w:val="Ttulo5Car"/>
     <w:uiPriority w:val="9"/>
     <w:semiHidden/>
     <w:unhideWhenUsed/>
@@ -1360,11 +1368,11 @@
       <w:color w:val="0F4761" w:themeColor="accent1" w:themeShade="BF"/>
     </w:rPr>
   </w:style>
-  <w:style w:type="paragraph" w:styleId="Heading6">
+  <w:style w:type="paragraph" w:styleId="Ttulo6">
     <w:name w:val="heading 6"/>
     <w:basedOn w:val="Normal"/>
     <w:next w:val="Normal"/>
-    <w:link w:val="Heading6Char"/>
+    <w:link w:val="Ttulo6Car"/>
     <w:uiPriority w:val="9"/>
     <w:semiHidden/>
     <w:unhideWhenUsed/>
@@ -1383,11 +1391,11 @@
       <w:color w:val="595959" w:themeColor="text1" w:themeTint="A6"/>
     </w:rPr>
   </w:style>
-  <w:style w:type="paragraph" w:styleId="Heading7">
+  <w:style w:type="paragraph" w:styleId="Ttulo7">
     <w:name w:val="heading 7"/>
     <w:basedOn w:val="Normal"/>
     <w:next w:val="Normal"/>
-    <w:link w:val="Heading7Char"/>
+    <w:link w:val="Ttulo7Car"/>
     <w:uiPriority w:val="9"/>
     <w:semiHidden/>
     <w:unhideWhenUsed/>
@@ -1404,11 +1412,11 @@
       <w:color w:val="595959" w:themeColor="text1" w:themeTint="A6"/>
     </w:rPr>
   </w:style>
-  <w:style w:type="paragraph" w:styleId="Heading8">
+  <w:style w:type="paragraph" w:styleId="Ttulo8">
     <w:name w:val="heading 8"/>
     <w:basedOn w:val="Normal"/>
     <w:next w:val="Normal"/>
-    <w:link w:val="Heading8Char"/>
+    <w:link w:val="Ttulo8Car"/>
     <w:uiPriority w:val="9"/>
     <w:semiHidden/>
     <w:unhideWhenUsed/>
@@ -1427,11 +1435,11 @@
       <w:color w:val="272727" w:themeColor="text1" w:themeTint="D8"/>
     </w:rPr>
   </w:style>
-  <w:style w:type="paragraph" w:styleId="Heading9">
+  <w:style w:type="paragraph" w:styleId="Ttulo9">
     <w:name w:val="heading 9"/>
     <w:basedOn w:val="Normal"/>
     <w:next w:val="Normal"/>
-    <w:link w:val="Heading9Char"/>
+    <w:link w:val="Ttulo9Car"/>
     <w:uiPriority w:val="9"/>
     <w:semiHidden/>
     <w:unhideWhenUsed/>
@@ -1448,12 +1456,12 @@
       <w:color w:val="272727" w:themeColor="text1" w:themeTint="D8"/>
     </w:rPr>
   </w:style>
-  <w:style w:type="character" w:default="1" w:styleId="DefaultParagraphFont">
+  <w:style w:type="character" w:default="1" w:styleId="Fuentedeprrafopredeter">
     <w:name w:val="Default Paragraph Font"/>
     <w:uiPriority w:val="1"/>
     <w:unhideWhenUsed/>
   </w:style>
-  <w:style w:type="table" w:default="1" w:styleId="TableNormal">
+  <w:style w:type="table" w:default="1" w:styleId="Tablanormal">
     <w:name w:val="Normal Table"/>
     <w:uiPriority w:val="99"/>
     <w:semiHidden/>
@@ -1468,16 +1476,16 @@
       </w:tblCellMar>
     </w:tblPr>
   </w:style>
-  <w:style w:type="numbering" w:default="1" w:styleId="NoList">
+  <w:style w:type="numbering" w:default="1" w:styleId="Sinlista">
     <w:name w:val="No List"/>
     <w:uiPriority w:val="99"/>
     <w:semiHidden/>
     <w:unhideWhenUsed/>
   </w:style>
-  <w:style w:type="character" w:customStyle="1" w:styleId="Heading1Char">
-    <w:name w:val="Heading 1 Char"/>
-    <w:basedOn w:val="DefaultParagraphFont"/>
-    <w:link w:val="Heading1"/>
+  <w:style w:type="character" w:customStyle="1" w:styleId="Ttulo1Car">
+    <w:name w:val="Título 1 Car"/>
+    <w:basedOn w:val="Fuentedeprrafopredeter"/>
+    <w:link w:val="Ttulo1"/>
     <w:uiPriority w:val="9"/>
     <w:rsid w:val="00054173"/>
     <w:rPr>
@@ -1487,10 +1495,10 @@
       <w:szCs w:val="40"/>
     </w:rPr>
   </w:style>
-  <w:style w:type="character" w:customStyle="1" w:styleId="Heading2Char">
-    <w:name w:val="Heading 2 Char"/>
-    <w:basedOn w:val="DefaultParagraphFont"/>
-    <w:link w:val="Heading2"/>
+  <w:style w:type="character" w:customStyle="1" w:styleId="Ttulo2Car">
+    <w:name w:val="Título 2 Car"/>
+    <w:basedOn w:val="Fuentedeprrafopredeter"/>
+    <w:link w:val="Ttulo2"/>
     <w:uiPriority w:val="9"/>
     <w:semiHidden/>
     <w:rsid w:val="00054173"/>
@@ -1501,10 +1509,10 @@
       <w:szCs w:val="32"/>
     </w:rPr>
   </w:style>
-  <w:style w:type="character" w:customStyle="1" w:styleId="Heading3Char">
-    <w:name w:val="Heading 3 Char"/>
-    <w:basedOn w:val="DefaultParagraphFont"/>
-    <w:link w:val="Heading3"/>
+  <w:style w:type="character" w:customStyle="1" w:styleId="Ttulo3Car">
+    <w:name w:val="Título 3 Car"/>
+    <w:basedOn w:val="Fuentedeprrafopredeter"/>
+    <w:link w:val="Ttulo3"/>
     <w:uiPriority w:val="9"/>
     <w:semiHidden/>
     <w:rsid w:val="00054173"/>
@@ -1515,10 +1523,10 @@
       <w:szCs w:val="28"/>
     </w:rPr>
   </w:style>
-  <w:style w:type="character" w:customStyle="1" w:styleId="Heading4Char">
-    <w:name w:val="Heading 4 Char"/>
-    <w:basedOn w:val="DefaultParagraphFont"/>
-    <w:link w:val="Heading4"/>
+  <w:style w:type="character" w:customStyle="1" w:styleId="Ttulo4Car">
+    <w:name w:val="Título 4 Car"/>
+    <w:basedOn w:val="Fuentedeprrafopredeter"/>
+    <w:link w:val="Ttulo4"/>
     <w:uiPriority w:val="9"/>
     <w:semiHidden/>
     <w:rsid w:val="00054173"/>
@@ -1529,10 +1537,10 @@
       <w:color w:val="0F4761" w:themeColor="accent1" w:themeShade="BF"/>
     </w:rPr>
   </w:style>
-  <w:style w:type="character" w:customStyle="1" w:styleId="Heading5Char">
-    <w:name w:val="Heading 5 Char"/>
-    <w:basedOn w:val="DefaultParagraphFont"/>
-    <w:link w:val="Heading5"/>
+  <w:style w:type="character" w:customStyle="1" w:styleId="Ttulo5Car">
+    <w:name w:val="Título 5 Car"/>
+    <w:basedOn w:val="Fuentedeprrafopredeter"/>
+    <w:link w:val="Ttulo5"/>
     <w:uiPriority w:val="9"/>
     <w:semiHidden/>
     <w:rsid w:val="00054173"/>
@@ -1541,10 +1549,10 @@
       <w:color w:val="0F4761" w:themeColor="accent1" w:themeShade="BF"/>
     </w:rPr>
   </w:style>
-  <w:style w:type="character" w:customStyle="1" w:styleId="Heading6Char">
-    <w:name w:val="Heading 6 Char"/>
-    <w:basedOn w:val="DefaultParagraphFont"/>
-    <w:link w:val="Heading6"/>
+  <w:style w:type="character" w:customStyle="1" w:styleId="Ttulo6Car">
+    <w:name w:val="Título 6 Car"/>
+    <w:basedOn w:val="Fuentedeprrafopredeter"/>
+    <w:link w:val="Ttulo6"/>
     <w:uiPriority w:val="9"/>
     <w:semiHidden/>
     <w:rsid w:val="00054173"/>
@@ -1555,10 +1563,10 @@
       <w:color w:val="595959" w:themeColor="text1" w:themeTint="A6"/>
     </w:rPr>
   </w:style>
-  <w:style w:type="character" w:customStyle="1" w:styleId="Heading7Char">
-    <w:name w:val="Heading 7 Char"/>
-    <w:basedOn w:val="DefaultParagraphFont"/>
-    <w:link w:val="Heading7"/>
+  <w:style w:type="character" w:customStyle="1" w:styleId="Ttulo7Car">
+    <w:name w:val="Título 7 Car"/>
+    <w:basedOn w:val="Fuentedeprrafopredeter"/>
+    <w:link w:val="Ttulo7"/>
     <w:uiPriority w:val="9"/>
     <w:semiHidden/>
     <w:rsid w:val="00054173"/>
@@ -1567,10 +1575,10 @@
       <w:color w:val="595959" w:themeColor="text1" w:themeTint="A6"/>
     </w:rPr>
   </w:style>
-  <w:style w:type="character" w:customStyle="1" w:styleId="Heading8Char">
-    <w:name w:val="Heading 8 Char"/>
-    <w:basedOn w:val="DefaultParagraphFont"/>
-    <w:link w:val="Heading8"/>
+  <w:style w:type="character" w:customStyle="1" w:styleId="Ttulo8Car">
+    <w:name w:val="Título 8 Car"/>
+    <w:basedOn w:val="Fuentedeprrafopredeter"/>
+    <w:link w:val="Ttulo8"/>
     <w:uiPriority w:val="9"/>
     <w:semiHidden/>
     <w:rsid w:val="00054173"/>
@@ -1581,10 +1589,10 @@
       <w:color w:val="272727" w:themeColor="text1" w:themeTint="D8"/>
     </w:rPr>
   </w:style>
-  <w:style w:type="character" w:customStyle="1" w:styleId="Heading9Char">
-    <w:name w:val="Heading 9 Char"/>
-    <w:basedOn w:val="DefaultParagraphFont"/>
-    <w:link w:val="Heading9"/>
+  <w:style w:type="character" w:customStyle="1" w:styleId="Ttulo9Car">
+    <w:name w:val="Título 9 Car"/>
+    <w:basedOn w:val="Fuentedeprrafopredeter"/>
+    <w:link w:val="Ttulo9"/>
     <w:uiPriority w:val="9"/>
     <w:semiHidden/>
     <w:rsid w:val="00054173"/>
@@ -1593,11 +1601,11 @@
       <w:color w:val="272727" w:themeColor="text1" w:themeTint="D8"/>
     </w:rPr>
   </w:style>
-  <w:style w:type="paragraph" w:styleId="Title">
+  <w:style w:type="paragraph" w:styleId="Ttulo">
     <w:name w:val="Title"/>
     <w:basedOn w:val="Normal"/>
     <w:next w:val="Normal"/>
-    <w:link w:val="TitleChar"/>
+    <w:link w:val="TtuloCar"/>
     <w:uiPriority w:val="10"/>
     <w:qFormat/>
     <w:rsid w:val="00054173"/>
@@ -1613,10 +1621,10 @@
       <w:szCs w:val="56"/>
     </w:rPr>
   </w:style>
-  <w:style w:type="character" w:customStyle="1" w:styleId="TitleChar">
-    <w:name w:val="Title Char"/>
-    <w:basedOn w:val="DefaultParagraphFont"/>
-    <w:link w:val="Title"/>
+  <w:style w:type="character" w:customStyle="1" w:styleId="TtuloCar">
+    <w:name w:val="Título Car"/>
+    <w:basedOn w:val="Fuentedeprrafopredeter"/>
+    <w:link w:val="Ttulo"/>
     <w:uiPriority w:val="10"/>
     <w:rsid w:val="00054173"/>
     <w:rPr>
@@ -1627,11 +1635,11 @@
       <w:szCs w:val="56"/>
     </w:rPr>
   </w:style>
-  <w:style w:type="paragraph" w:styleId="Subtitle">
+  <w:style w:type="paragraph" w:styleId="Subttulo">
     <w:name w:val="Subtitle"/>
     <w:basedOn w:val="Normal"/>
     <w:next w:val="Normal"/>
-    <w:link w:val="SubtitleChar"/>
+    <w:link w:val="SubttuloCar"/>
     <w:uiPriority w:val="11"/>
     <w:qFormat/>
     <w:rsid w:val="00054173"/>
@@ -1648,10 +1656,10 @@
       <w:szCs w:val="28"/>
     </w:rPr>
   </w:style>
-  <w:style w:type="character" w:customStyle="1" w:styleId="SubtitleChar">
-    <w:name w:val="Subtitle Char"/>
-    <w:basedOn w:val="DefaultParagraphFont"/>
-    <w:link w:val="Subtitle"/>
+  <w:style w:type="character" w:customStyle="1" w:styleId="SubttuloCar">
+    <w:name w:val="Subtítulo Car"/>
+    <w:basedOn w:val="Fuentedeprrafopredeter"/>
+    <w:link w:val="Subttulo"/>
     <w:uiPriority w:val="11"/>
     <w:rsid w:val="00054173"/>
     <w:rPr>
@@ -1662,11 +1670,11 @@
       <w:szCs w:val="28"/>
     </w:rPr>
   </w:style>
-  <w:style w:type="paragraph" w:styleId="Quote">
+  <w:style w:type="paragraph" w:styleId="Cita">
     <w:name w:val="Quote"/>
     <w:basedOn w:val="Normal"/>
     <w:next w:val="Normal"/>
-    <w:link w:val="QuoteChar"/>
+    <w:link w:val="CitaCar"/>
     <w:uiPriority w:val="29"/>
     <w:qFormat/>
     <w:rsid w:val="00054173"/>
@@ -1680,10 +1688,10 @@
       <w:color w:val="404040" w:themeColor="text1" w:themeTint="BF"/>
     </w:rPr>
   </w:style>
-  <w:style w:type="character" w:customStyle="1" w:styleId="QuoteChar">
-    <w:name w:val="Quote Char"/>
-    <w:basedOn w:val="DefaultParagraphFont"/>
-    <w:link w:val="Quote"/>
+  <w:style w:type="character" w:customStyle="1" w:styleId="CitaCar">
+    <w:name w:val="Cita Car"/>
+    <w:basedOn w:val="Fuentedeprrafopredeter"/>
+    <w:link w:val="Cita"/>
     <w:uiPriority w:val="29"/>
     <w:rsid w:val="00054173"/>
     <w:rPr>
@@ -1692,7 +1700,7 @@
       <w:color w:val="404040" w:themeColor="text1" w:themeTint="BF"/>
     </w:rPr>
   </w:style>
-  <w:style w:type="paragraph" w:styleId="ListParagraph">
+  <w:style w:type="paragraph" w:styleId="Prrafodelista">
     <w:name w:val="List Paragraph"/>
     <w:basedOn w:val="Normal"/>
     <w:uiPriority w:val="34"/>
@@ -1703,9 +1711,9 @@
       <w:contextualSpacing/>
     </w:pPr>
   </w:style>
-  <w:style w:type="character" w:styleId="IntenseEmphasis">
+  <w:style w:type="character" w:styleId="nfasisintenso">
     <w:name w:val="Intense Emphasis"/>
-    <w:basedOn w:val="DefaultParagraphFont"/>
+    <w:basedOn w:val="Fuentedeprrafopredeter"/>
     <w:uiPriority w:val="21"/>
     <w:qFormat/>
     <w:rsid w:val="00054173"/>
@@ -1715,11 +1723,11 @@
       <w:color w:val="0F4761" w:themeColor="accent1" w:themeShade="BF"/>
     </w:rPr>
   </w:style>
-  <w:style w:type="paragraph" w:styleId="IntenseQuote">
+  <w:style w:type="paragraph" w:styleId="Citadestacada">
     <w:name w:val="Intense Quote"/>
     <w:basedOn w:val="Normal"/>
     <w:next w:val="Normal"/>
-    <w:link w:val="IntenseQuoteChar"/>
+    <w:link w:val="CitadestacadaCar"/>
     <w:uiPriority w:val="30"/>
     <w:qFormat/>
     <w:rsid w:val="00054173"/>
@@ -1738,10 +1746,10 @@
       <w:color w:val="0F4761" w:themeColor="accent1" w:themeShade="BF"/>
     </w:rPr>
   </w:style>
-  <w:style w:type="character" w:customStyle="1" w:styleId="IntenseQuoteChar">
-    <w:name w:val="Intense Quote Char"/>
-    <w:basedOn w:val="DefaultParagraphFont"/>
-    <w:link w:val="IntenseQuote"/>
+  <w:style w:type="character" w:customStyle="1" w:styleId="CitadestacadaCar">
+    <w:name w:val="Cita destacada Car"/>
+    <w:basedOn w:val="Fuentedeprrafopredeter"/>
+    <w:link w:val="Citadestacada"/>
     <w:uiPriority w:val="30"/>
     <w:rsid w:val="00054173"/>
     <w:rPr>
@@ -1750,9 +1758,9 @@
       <w:color w:val="0F4761" w:themeColor="accent1" w:themeShade="BF"/>
     </w:rPr>
   </w:style>
-  <w:style w:type="character" w:styleId="IntenseReference">
+  <w:style w:type="character" w:styleId="Referenciaintensa">
     <w:name w:val="Intense Reference"/>
-    <w:basedOn w:val="DefaultParagraphFont"/>
+    <w:basedOn w:val="Fuentedeprrafopredeter"/>
     <w:uiPriority w:val="32"/>
     <w:qFormat/>
     <w:rsid w:val="00054173"/>
